--- a/Introduccion a la Ingenieria/Kit docente/Clase 9/Guion Docente Clase 9 - Estrategias de innovacion en Ingenieria.docx
+++ b/Introduccion a la Ingenieria/Kit docente/Clase 9/Guion Docente Clase 9 - Estrategias de innovacion en Ingenieria.docx
@@ -69,7 +69,7 @@
           <w:color w:val="4A4A49"/>
           <w:sz w:val="22"/>
         </w:rPr>
-        <w:t>Tipo: Clase virtual sincrónica por Google Meet · Sesión 9 de 16 · corresponde al tema 9 del microcurrículo</w:t>
+        <w:t>Tipo: Clase virtual sincrónica por Google Meet · Sesión 6 de 11 (sesión doble junto con la Clase 10) · corresponde al tema 9 del microcurrículo</w:t>
       </w:r>
     </w:p>
     <w:p>
@@ -169,6 +169,7 @@
       <w:r>
         <w:rPr>
           <w:rFonts w:ascii="Consolas" w:hAnsi="Consolas"/>
+          <w:b w:val="0"/>
           <w:color w:val="111111"/>
           <w:sz w:val="21"/>
         </w:rPr>
@@ -572,7 +573,7 @@
           <w:color w:val="4A4A49"/>
           <w:sz w:val="22"/>
         </w:rPr>
-        <w:t>. Un equipo que dice «esto no existe» está apostando; un equipo que dice «existen estas tres soluciones, ninguna funciona sin computador en el mostrador, y nosotros resolvemos justamente eso» tiene una posición defendible ante cualquiera. La segunda frase es la que se califica en la sesión 15.</w:t>
+        <w:t>. Un equipo que dice «esto no existe» está apostando; un equipo que dice «existen estas tres soluciones, ninguna funciona sin computador en el mostrador, y nosotros resolvemos justamente eso» tiene una posición defendible ante cualquiera. La segunda frase es la que se califica en la Clase 15.</w:t>
       </w:r>
     </w:p>
     <w:p>
@@ -1204,6 +1205,7 @@
       <w:r>
         <w:rPr>
           <w:rFonts w:ascii="Consolas" w:hAnsi="Consolas"/>
+          <w:b w:val="0"/>
           <w:color w:val="111111"/>
           <w:sz w:val="21"/>
         </w:rPr>
@@ -1371,7 +1373,7 @@
           <w:color w:val="4A4A49"/>
           <w:sz w:val="22"/>
         </w:rPr>
-        <w:t>Para la sesión 10</w:t>
+        <w:t>Para la Clase 10</w:t>
       </w:r>
     </w:p>
     <w:p>
@@ -1923,7 +1925,7 @@
           <w:color w:val="4A4A49"/>
           <w:sz w:val="22"/>
         </w:rPr>
-        <w:t xml:space="preserve"> anote la propuesta de mejora de cada equipo. Es el eje del informe final de la sesión 16 y de la exposición de la 15.</w:t>
+        <w:t xml:space="preserve"> anote la propuesta de mejora de cada equipo. Es el eje del informe final de la Clase 16 y de la exposición de la 15.</w:t>
       </w:r>
     </w:p>
     <w:p>
@@ -2717,6 +2719,7 @@
       <w:r>
         <w:rPr>
           <w:rFonts w:ascii="Consolas" w:hAnsi="Consolas"/>
+          <w:b w:val="0"/>
           <w:color w:val="111111"/>
           <w:sz w:val="21"/>
         </w:rPr>
@@ -2738,6 +2741,7 @@
       <w:r>
         <w:rPr>
           <w:rFonts w:ascii="Consolas" w:hAnsi="Consolas"/>
+          <w:b w:val="0"/>
           <w:color w:val="111111"/>
           <w:sz w:val="21"/>
         </w:rPr>
@@ -2775,6 +2779,7 @@
       <w:r>
         <w:rPr>
           <w:rFonts w:ascii="Consolas" w:hAnsi="Consolas"/>
+          <w:b w:val="0"/>
           <w:color w:val="111111"/>
           <w:sz w:val="21"/>
         </w:rPr>
@@ -2796,6 +2801,7 @@
       <w:r>
         <w:rPr>
           <w:rFonts w:ascii="Consolas" w:hAnsi="Consolas"/>
+          <w:b w:val="0"/>
           <w:color w:val="111111"/>
           <w:sz w:val="21"/>
         </w:rPr>

--- a/Introduccion a la Ingenieria/Kit docente/Clase 9/Guion Docente Clase 9 - Estrategias de innovacion en Ingenieria.docx
+++ b/Introduccion a la Ingenieria/Kit docente/Clase 9/Guion Docente Clase 9 - Estrategias de innovacion en Ingenieria.docx
@@ -69,7 +69,7 @@
           <w:color w:val="4A4A49"/>
           <w:sz w:val="22"/>
         </w:rPr>
-        <w:t>Tipo: Clase virtual sincrónica por Google Meet · Sesión 6 de 11 (sesión doble junto con la Clase 10) · corresponde al tema 9 del microcurrículo</w:t>
+        <w:t>Tipo: Clase virtual sincrónica por Microsoft Teams · Sesión 6 de 11 (sesión doble junto con la Clase 10) · corresponde al tema 9 del microcurrículo</w:t>
       </w:r>
     </w:p>
     <w:p>
@@ -98,7 +98,7 @@
           <w:color w:val="4A4A49"/>
           <w:sz w:val="22"/>
         </w:rPr>
-        <w:t xml:space="preserve"> por Google Meet · actividades en plataformas gratuitas en la nube · los 5 equipos trabajan en </w:t>
+        <w:t xml:space="preserve"> por Microsoft Teams · actividades en plataformas gratuitas en la nube · los 5 equipos trabajan en </w:t>
       </w:r>
       <w:r>
         <w:rPr>
